--- a/2026 Senior Unity Gameplay Engineer Resume.docx
+++ b/2026 Senior Unity Gameplay Engineer Resume.docx
@@ -173,22 +173,13 @@
       <w:hyperlink r:id="rId6">
         <w:r>
           <w:rPr>
-            <w:rFonts w:ascii="Arial" w:cs="Arial" w:eastAsia="Arial" w:hAnsi="Arial"/>
-            <w:b w:val="0"/>
-            <w:bCs w:val="0"/>
-            <w:i w:val="0"/>
-            <w:iCs w:val="0"/>
-            <w:smallCaps w:val="0"/>
-            <w:strike w:val="0"/>
-            <w:color w:val="50616d"/>
+            <w:color w:val="1155cc"/>
             <w:sz w:val="19"/>
             <w:szCs w:val="19"/>
-            <w:u w:val="none"/>
-            <w:shd w:fill="auto" w:val="clear"/>
-            <w:vertAlign w:val="baseline"/>
+            <w:u w:val="single"/>
             <w:rtl w:val="0"/>
           </w:rPr>
-          <w:t xml:space="preserve">schudaev@gmail.com</w:t>
+          <w:t xml:space="preserve">contact@vchudaev.dev</w:t>
         </w:r>
       </w:hyperlink>
       <w:r>
@@ -3958,6 +3949,15 @@
     </w:pPr>
     <w:r>
       <w:rPr>
+        <w:color w:val="50616d"/>
+        <w:sz w:val="17"/>
+        <w:szCs w:val="17"/>
+        <w:rtl w:val="0"/>
+      </w:rPr>
+      <w:t xml:space="preserve">Viacheslav</w:t>
+    </w:r>
+    <w:r>
+      <w:rPr>
         <w:rFonts w:ascii="Arial" w:cs="Arial" w:eastAsia="Arial" w:hAnsi="Arial"/>
         <w:b w:val="0"/>
         <w:bCs w:val="0"/>
@@ -3973,7 +3973,7 @@
         <w:vertAlign w:val="baseline"/>
         <w:rtl w:val="0"/>
       </w:rPr>
-      <w:t xml:space="preserve">Slava Chudaev</w:t>
+      <w:t xml:space="preserve"> Chudaev</w:t>
       <w:tab/>
     </w:r>
     <w:r>
@@ -4086,6 +4086,15 @@
     </w:pPr>
     <w:r>
       <w:rPr>
+        <w:color w:val="50616d"/>
+        <w:sz w:val="17"/>
+        <w:szCs w:val="17"/>
+        <w:rtl w:val="0"/>
+      </w:rPr>
+      <w:t xml:space="preserve">Viacheslav</w:t>
+    </w:r>
+    <w:r>
+      <w:rPr>
         <w:rFonts w:ascii="Arial" w:cs="Arial" w:eastAsia="Arial" w:hAnsi="Arial"/>
         <w:b w:val="0"/>
         <w:bCs w:val="0"/>
@@ -4101,7 +4110,7 @@
         <w:vertAlign w:val="baseline"/>
         <w:rtl w:val="0"/>
       </w:rPr>
-      <w:t xml:space="preserve">Slava Chudaev</w:t>
+      <w:t xml:space="preserve"> Chudaev</w:t>
       <w:tab/>
     </w:r>
     <w:r>
